--- a/doc/3.《易启动》卸载指南(Linux系统).docx
+++ b/doc/3.《易启动》卸载指南(Linux系统).docx
@@ -11,8 +11,6 @@
           <w:lang w:eastAsia="zh-CN"/>
         </w:rPr>
       </w:pPr>
-      <w:bookmarkStart w:id="0" w:name="_GoBack"/>
-      <w:bookmarkEnd w:id="0"/>
       <w:r>
         <w:rPr>
           <w:rFonts w:hint="eastAsia"/>
@@ -87,9 +85,9 @@
       <w:r>
         <w:drawing>
           <wp:inline distT="0" distB="0" distL="114300" distR="114300">
-            <wp:extent cx="4815205" cy="1891030"/>
-            <wp:effectExtent l="0" t="0" r="4445" b="4445"/>
-            <wp:docPr id="3" name="图片 1"/>
+            <wp:extent cx="5272405" cy="2419985"/>
+            <wp:effectExtent l="0" t="0" r="4445" b="8890"/>
+            <wp:docPr id="23" name="图片 6"/>
             <wp:cNvGraphicFramePr>
               <a:graphicFrameLocks xmlns:a="http://schemas.openxmlformats.org/drawingml/2006/main" noChangeAspect="1"/>
             </wp:cNvGraphicFramePr>
@@ -97,7 +95,7 @@
               <a:graphicData uri="http://schemas.openxmlformats.org/drawingml/2006/picture">
                 <pic:pic xmlns:pic="http://schemas.openxmlformats.org/drawingml/2006/picture">
                   <pic:nvPicPr>
-                    <pic:cNvPr id="3" name="图片 1"/>
+                    <pic:cNvPr id="23" name="图片 6"/>
                     <pic:cNvPicPr>
                       <a:picLocks noChangeAspect="1"/>
                     </pic:cNvPicPr>
@@ -111,7 +109,7 @@
                   <pic:spPr>
                     <a:xfrm>
                       <a:off x="0" y="0"/>
-                      <a:ext cx="4815205" cy="1891030"/>
+                      <a:ext cx="5272405" cy="2419985"/>
                     </a:xfrm>
                     <a:prstGeom prst="rect">
                       <a:avLst/>
@@ -188,9 +186,9 @@
       <w:r>
         <w:drawing>
           <wp:inline distT="0" distB="0" distL="114300" distR="114300">
-            <wp:extent cx="5153025" cy="1957705"/>
-            <wp:effectExtent l="0" t="0" r="0" b="4445"/>
-            <wp:docPr id="4" name="图片 2"/>
+            <wp:extent cx="5271135" cy="1517650"/>
+            <wp:effectExtent l="0" t="0" r="5715" b="6350"/>
+            <wp:docPr id="33" name="图片 16"/>
             <wp:cNvGraphicFramePr>
               <a:graphicFrameLocks xmlns:a="http://schemas.openxmlformats.org/drawingml/2006/main" noChangeAspect="1"/>
             </wp:cNvGraphicFramePr>
@@ -198,7 +196,7 @@
               <a:graphicData uri="http://schemas.openxmlformats.org/drawingml/2006/picture">
                 <pic:pic xmlns:pic="http://schemas.openxmlformats.org/drawingml/2006/picture">
                   <pic:nvPicPr>
-                    <pic:cNvPr id="4" name="图片 2"/>
+                    <pic:cNvPr id="33" name="图片 16"/>
                     <pic:cNvPicPr>
                       <a:picLocks noChangeAspect="1"/>
                     </pic:cNvPicPr>
@@ -212,7 +210,7 @@
                   <pic:spPr>
                     <a:xfrm>
                       <a:off x="0" y="0"/>
-                      <a:ext cx="5153025" cy="1957705"/>
+                      <a:ext cx="5271135" cy="1517650"/>
                     </a:xfrm>
                     <a:prstGeom prst="rect">
                       <a:avLst/>
@@ -260,9 +258,9 @@
       <w:r>
         <w:drawing>
           <wp:inline distT="0" distB="0" distL="114300" distR="114300">
-            <wp:extent cx="5272405" cy="2469515"/>
-            <wp:effectExtent l="0" t="0" r="4445" b="6985"/>
-            <wp:docPr id="5" name="图片 3"/>
+            <wp:extent cx="5268595" cy="2611755"/>
+            <wp:effectExtent l="0" t="0" r="8255" b="7620"/>
+            <wp:docPr id="1" name="图片 1"/>
             <wp:cNvGraphicFramePr>
               <a:graphicFrameLocks xmlns:a="http://schemas.openxmlformats.org/drawingml/2006/main" noChangeAspect="1"/>
             </wp:cNvGraphicFramePr>
@@ -270,7 +268,7 @@
               <a:graphicData uri="http://schemas.openxmlformats.org/drawingml/2006/picture">
                 <pic:pic xmlns:pic="http://schemas.openxmlformats.org/drawingml/2006/picture">
                   <pic:nvPicPr>
-                    <pic:cNvPr id="5" name="图片 3"/>
+                    <pic:cNvPr id="1" name="图片 1"/>
                     <pic:cNvPicPr>
                       <a:picLocks noChangeAspect="1"/>
                     </pic:cNvPicPr>
@@ -284,7 +282,7 @@
                   <pic:spPr>
                     <a:xfrm>
                       <a:off x="0" y="0"/>
-                      <a:ext cx="5272405" cy="2469515"/>
+                      <a:ext cx="5268595" cy="2611755"/>
                     </a:xfrm>
                     <a:prstGeom prst="rect">
                       <a:avLst/>
@@ -326,9 +324,9 @@
       <w:r>
         <w:drawing>
           <wp:inline distT="0" distB="0" distL="114300" distR="114300">
-            <wp:extent cx="5024755" cy="3434080"/>
-            <wp:effectExtent l="0" t="0" r="4445" b="4445"/>
-            <wp:docPr id="6" name="图片 4"/>
+            <wp:extent cx="5272405" cy="2513330"/>
+            <wp:effectExtent l="0" t="0" r="4445" b="1270"/>
+            <wp:docPr id="2" name="图片 2"/>
             <wp:cNvGraphicFramePr>
               <a:graphicFrameLocks xmlns:a="http://schemas.openxmlformats.org/drawingml/2006/main" noChangeAspect="1"/>
             </wp:cNvGraphicFramePr>
@@ -336,7 +334,7 @@
               <a:graphicData uri="http://schemas.openxmlformats.org/drawingml/2006/picture">
                 <pic:pic xmlns:pic="http://schemas.openxmlformats.org/drawingml/2006/picture">
                   <pic:nvPicPr>
-                    <pic:cNvPr id="6" name="图片 4"/>
+                    <pic:cNvPr id="2" name="图片 2"/>
                     <pic:cNvPicPr>
                       <a:picLocks noChangeAspect="1"/>
                     </pic:cNvPicPr>
@@ -350,7 +348,7 @@
                   <pic:spPr>
                     <a:xfrm>
                       <a:off x="0" y="0"/>
-                      <a:ext cx="5024755" cy="3434080"/>
+                      <a:ext cx="5272405" cy="2513330"/>
                     </a:xfrm>
                     <a:prstGeom prst="rect">
                       <a:avLst/>
@@ -390,14 +388,6 @@
     </w:p>
     <w:p>
       <w:pPr>
-        <w:rPr>
-          <w:rFonts w:hint="eastAsia"/>
-          <w:lang w:val="en-US" w:eastAsia="zh-CN"/>
-        </w:rPr>
-      </w:pPr>
-    </w:p>
-    <w:p>
-      <w:pPr>
         <w:pStyle w:val="4"/>
         <w:numPr>
           <w:ilvl w:val="0"/>
@@ -427,9 +417,9 @@
       <w:r>
         <w:drawing>
           <wp:inline distT="0" distB="0" distL="114300" distR="114300">
-            <wp:extent cx="5269230" cy="3231515"/>
-            <wp:effectExtent l="0" t="0" r="7620" b="6985"/>
-            <wp:docPr id="10" name="图片 5"/>
+            <wp:extent cx="5271135" cy="2649855"/>
+            <wp:effectExtent l="0" t="0" r="5715" b="7620"/>
+            <wp:docPr id="3" name="图片 3"/>
             <wp:cNvGraphicFramePr>
               <a:graphicFrameLocks xmlns:a="http://schemas.openxmlformats.org/drawingml/2006/main" noChangeAspect="1"/>
             </wp:cNvGraphicFramePr>
@@ -437,7 +427,7 @@
               <a:graphicData uri="http://schemas.openxmlformats.org/drawingml/2006/picture">
                 <pic:pic xmlns:pic="http://schemas.openxmlformats.org/drawingml/2006/picture">
                   <pic:nvPicPr>
-                    <pic:cNvPr id="10" name="图片 5"/>
+                    <pic:cNvPr id="3" name="图片 3"/>
                     <pic:cNvPicPr>
                       <a:picLocks noChangeAspect="1"/>
                     </pic:cNvPicPr>
@@ -451,7 +441,7 @@
                   <pic:spPr>
                     <a:xfrm>
                       <a:off x="0" y="0"/>
-                      <a:ext cx="5269230" cy="3231515"/>
+                      <a:ext cx="5271135" cy="2649855"/>
                     </a:xfrm>
                     <a:prstGeom prst="rect">
                       <a:avLst/>
@@ -499,9 +489,9 @@
       <w:r>
         <w:drawing>
           <wp:inline distT="0" distB="0" distL="114300" distR="114300">
-            <wp:extent cx="4857750" cy="2767330"/>
-            <wp:effectExtent l="0" t="0" r="0" b="4445"/>
-            <wp:docPr id="11" name="图片 6"/>
+            <wp:extent cx="5271135" cy="2473960"/>
+            <wp:effectExtent l="0" t="0" r="5715" b="2540"/>
+            <wp:docPr id="4" name="图片 4"/>
             <wp:cNvGraphicFramePr>
               <a:graphicFrameLocks xmlns:a="http://schemas.openxmlformats.org/drawingml/2006/main" noChangeAspect="1"/>
             </wp:cNvGraphicFramePr>
@@ -509,7 +499,7 @@
               <a:graphicData uri="http://schemas.openxmlformats.org/drawingml/2006/picture">
                 <pic:pic xmlns:pic="http://schemas.openxmlformats.org/drawingml/2006/picture">
                   <pic:nvPicPr>
-                    <pic:cNvPr id="11" name="图片 6"/>
+                    <pic:cNvPr id="4" name="图片 4"/>
                     <pic:cNvPicPr>
                       <a:picLocks noChangeAspect="1"/>
                     </pic:cNvPicPr>
@@ -523,7 +513,7 @@
                   <pic:spPr>
                     <a:xfrm>
                       <a:off x="0" y="0"/>
-                      <a:ext cx="4857750" cy="2767330"/>
+                      <a:ext cx="5271135" cy="2473960"/>
                     </a:xfrm>
                     <a:prstGeom prst="rect">
                       <a:avLst/>
@@ -539,6 +529,8 @@
           </wp:inline>
         </w:drawing>
       </w:r>
+      <w:bookmarkStart w:id="0" w:name="_GoBack"/>
+      <w:bookmarkEnd w:id="0"/>
     </w:p>
     <w:p>
       <w:pPr>
@@ -625,13 +617,6 @@
             <w:insideH w:val="single" w:color="auto" w:sz="4" w:space="0"/>
             <w:insideV w:val="single" w:color="auto" w:sz="4" w:space="0"/>
           </w:tblBorders>
-          <w:shd w:val="clear" w:color="auto" w:fill="E7E6E6" w:themeFill="background2"/>
-          <w:tblCellMar>
-            <w:top w:w="0" w:type="dxa"/>
-            <w:left w:w="108" w:type="dxa"/>
-            <w:bottom w:w="0" w:type="dxa"/>
-            <w:right w:w="108" w:type="dxa"/>
-          </w:tblCellMar>
         </w:tblPrEx>
         <w:tc>
           <w:tcPr>
@@ -739,7 +724,6 @@
             <w:insideH w:val="single" w:color="auto" w:sz="4" w:space="0"/>
             <w:insideV w:val="single" w:color="auto" w:sz="4" w:space="0"/>
           </w:tblBorders>
-          <w:shd w:val="clear" w:color="auto" w:fill="E7E6E6" w:themeFill="background2"/>
           <w:tblCellMar>
             <w:top w:w="0" w:type="dxa"/>
             <w:left w:w="108" w:type="dxa"/>
